--- a/Zhengqi_cv.docx
+++ b/Zhengqi_cv.docx
@@ -463,7 +463,7 @@
           <w:szCs w:val="20"/>
           <w:lang w:val="en-US"/>
         </w:rPr>
-        <w:t>Feb</w:t>
+        <w:t>May</w:t>
       </w:r>
       <w:r>
         <w:rPr>
@@ -1001,19 +1001,7 @@
           <w:szCs w:val="20"/>
           <w:lang w:val="en-US"/>
         </w:rPr>
-        <w:t xml:space="preserve">and </w:t>
-      </w:r>
-      <w:proofErr w:type="gramStart"/>
-      <w:r>
-        <w:rPr>
-          <w:rFonts w:ascii="Times New Roman" w:hAnsi="Times New Roman"/>
-          <w:i/>
-          <w:iCs/>
-          <w:sz w:val="20"/>
-          <w:szCs w:val="20"/>
-          <w:lang w:val="en-US"/>
-        </w:rPr>
-        <w:t>Solid</w:t>
+        <w:t>and Solid</w:t>
       </w:r>
       <w:r>
         <w:rPr>
@@ -1035,19 +1023,7 @@
           <w:szCs w:val="20"/>
           <w:lang w:val="en-US"/>
         </w:rPr>
-        <w:t>State</w:t>
-      </w:r>
-      <w:proofErr w:type="gramEnd"/>
-      <w:r>
-        <w:rPr>
-          <w:rFonts w:ascii="Times New Roman" w:hAnsi="Times New Roman"/>
-          <w:i/>
-          <w:iCs/>
-          <w:sz w:val="20"/>
-          <w:szCs w:val="20"/>
-          <w:lang w:val="en-US"/>
-        </w:rPr>
-        <w:t xml:space="preserve"> Electronic</w:t>
+        <w:t>State Electronic</w:t>
       </w:r>
       <w:r>
         <w:rPr>
@@ -1870,7 +1846,6 @@
         </w:rPr>
         <w:t>(</w:t>
       </w:r>
-      <w:proofErr w:type="spellStart"/>
       <w:r>
         <w:rPr>
           <w:rFonts w:ascii="Times New Roman" w:hAnsi="Times New Roman"/>
@@ -1893,7 +1868,6 @@
         </w:rPr>
         <w:t>IPS</w:t>
       </w:r>
-      <w:proofErr w:type="spellEnd"/>
       <w:r>
         <w:rPr>
           <w:rFonts w:ascii="Times New Roman" w:hAnsi="Times New Roman"/>
@@ -2337,7 +2311,6 @@
         </w:rPr>
         <w:t>(</w:t>
       </w:r>
-      <w:proofErr w:type="spellStart"/>
       <w:r>
         <w:rPr>
           <w:rFonts w:ascii="Times New Roman" w:hAnsi="Times New Roman"/>
@@ -2360,7 +2333,6 @@
         </w:rPr>
         <w:t>IPS</w:t>
       </w:r>
-      <w:proofErr w:type="spellEnd"/>
       <w:r>
         <w:rPr>
           <w:rFonts w:ascii="Times New Roman" w:hAnsi="Times New Roman"/>
@@ -2866,7 +2838,6 @@
         </w:rPr>
         <w:t>(</w:t>
       </w:r>
-      <w:proofErr w:type="spellStart"/>
       <w:r>
         <w:rPr>
           <w:rFonts w:ascii="Times New Roman" w:hAnsi="Times New Roman"/>
@@ -2889,7 +2860,6 @@
         </w:rPr>
         <w:t>IPS</w:t>
       </w:r>
-      <w:proofErr w:type="spellEnd"/>
       <w:r>
         <w:rPr>
           <w:rFonts w:ascii="Times New Roman" w:hAnsi="Times New Roman"/>
@@ -3370,23 +3340,13 @@
         </w:rPr>
         <w:t>, “</w:t>
       </w:r>
-      <w:proofErr w:type="spellStart"/>
-      <w:r>
-        <w:rPr>
-          <w:rFonts w:ascii="Times New Roman" w:hAnsi="Times New Roman"/>
-          <w:sz w:val="20"/>
-          <w:szCs w:val="20"/>
-        </w:rPr>
-        <w:t>Nominality</w:t>
-      </w:r>
-      <w:proofErr w:type="spellEnd"/>
-      <w:r>
-        <w:rPr>
-          <w:rFonts w:ascii="Times New Roman" w:hAnsi="Times New Roman"/>
-          <w:sz w:val="20"/>
-          <w:szCs w:val="20"/>
-        </w:rPr>
-        <w:t xml:space="preserve"> Score Conditioned Time Series Anomaly Detection by Point/Sequential Reconstruction</w:t>
+      <w:r>
+        <w:rPr>
+          <w:rFonts w:ascii="Times New Roman" w:hAnsi="Times New Roman"/>
+          <w:sz w:val="20"/>
+          <w:szCs w:val="20"/>
+        </w:rPr>
+        <w:t>Nominality Score Conditioned Time Series Anomaly Detection by Point/Sequential Reconstruction</w:t>
       </w:r>
       <w:r>
         <w:rPr>
@@ -3416,7 +3376,6 @@
         </w:rPr>
         <w:t>(</w:t>
       </w:r>
-      <w:proofErr w:type="spellStart"/>
       <w:r>
         <w:rPr>
           <w:rFonts w:ascii="Times New Roman" w:hAnsi="Times New Roman"/>
@@ -3439,7 +3398,6 @@
         </w:rPr>
         <w:t>IPS</w:t>
       </w:r>
-      <w:proofErr w:type="spellEnd"/>
       <w:r>
         <w:rPr>
           <w:rFonts w:ascii="Times New Roman" w:hAnsi="Times New Roman"/>
@@ -3574,25 +3532,7 @@
           <w:sz w:val="20"/>
           <w:szCs w:val="20"/>
         </w:rPr>
-        <w:t xml:space="preserve">Towards Understanding </w:t>
-      </w:r>
-      <w:proofErr w:type="spellStart"/>
-      <w:r>
-        <w:rPr>
-          <w:rFonts w:ascii="Times New Roman" w:hAnsi="Times New Roman"/>
-          <w:sz w:val="20"/>
-          <w:szCs w:val="20"/>
-        </w:rPr>
-        <w:t>Crossmodal</w:t>
-      </w:r>
-      <w:proofErr w:type="spellEnd"/>
-      <w:r>
-        <w:rPr>
-          <w:rFonts w:ascii="Times New Roman" w:hAnsi="Times New Roman"/>
-          <w:sz w:val="20"/>
-          <w:szCs w:val="20"/>
-        </w:rPr>
-        <w:t xml:space="preserve"> Knowledge Distillation,” </w:t>
+        <w:t xml:space="preserve">Towards Understanding Crossmodal Knowledge Distillation,” </w:t>
       </w:r>
       <w:r>
         <w:rPr>
@@ -3920,25 +3860,7 @@
           <w:sz w:val="20"/>
           <w:szCs w:val="20"/>
         </w:rPr>
-        <w:t xml:space="preserve"> </w:t>
-      </w:r>
-      <w:proofErr w:type="spellStart"/>
-      <w:r>
-        <w:rPr>
-          <w:rFonts w:ascii="Times New Roman" w:hAnsi="Times New Roman"/>
-          <w:sz w:val="20"/>
-          <w:szCs w:val="20"/>
-        </w:rPr>
-        <w:t>Engeler</w:t>
-      </w:r>
-      <w:proofErr w:type="spellEnd"/>
-      <w:r>
-        <w:rPr>
-          <w:rFonts w:ascii="Times New Roman" w:hAnsi="Times New Roman"/>
-          <w:sz w:val="20"/>
-          <w:szCs w:val="20"/>
-        </w:rPr>
-        <w:t>, A</w:t>
+        <w:t xml:space="preserve"> Engeler, A</w:t>
       </w:r>
       <w:r>
         <w:rPr>
@@ -4459,7 +4381,6 @@
         </w:rPr>
         <w:t>, “</w:t>
       </w:r>
-      <w:proofErr w:type="spellStart"/>
       <w:r>
         <w:rPr>
           <w:rFonts w:ascii="Times New Roman" w:hAnsi="Times New Roman"/>
@@ -4467,17 +4388,7 @@
           <w:szCs w:val="20"/>
           <w:lang w:eastAsia="zh-CN"/>
         </w:rPr>
-        <w:t>NeurOLight</w:t>
-      </w:r>
-      <w:proofErr w:type="spellEnd"/>
-      <w:r>
-        <w:rPr>
-          <w:rFonts w:ascii="Times New Roman" w:hAnsi="Times New Roman"/>
-          <w:sz w:val="20"/>
-          <w:szCs w:val="20"/>
-          <w:lang w:eastAsia="zh-CN"/>
-        </w:rPr>
-        <w:t>: A Physics-Agnostic Neural Operator Enabling Parametric Photonic Device Simulation</w:t>
+        <w:t>NeurOLight: A Physics-Agnostic Neural Operator Enabling Parametric Photonic Device Simulation</w:t>
       </w:r>
       <w:r>
         <w:rPr>
@@ -4508,7 +4419,6 @@
         </w:rPr>
         <w:t>(</w:t>
       </w:r>
-      <w:proofErr w:type="spellStart"/>
       <w:r>
         <w:rPr>
           <w:rFonts w:ascii="Times New Roman" w:hAnsi="Times New Roman"/>
@@ -4531,7 +4441,6 @@
         </w:rPr>
         <w:t>IPS</w:t>
       </w:r>
-      <w:proofErr w:type="spellEnd"/>
       <w:r>
         <w:rPr>
           <w:rFonts w:ascii="Times New Roman" w:hAnsi="Times New Roman"/>
@@ -5799,25 +5708,7 @@
           <w:sz w:val="20"/>
           <w:szCs w:val="20"/>
         </w:rPr>
-        <w:t xml:space="preserve">RINT: </w:t>
-      </w:r>
-      <w:proofErr w:type="gramStart"/>
-      <w:r>
-        <w:rPr>
-          <w:rFonts w:ascii="Times New Roman" w:hAnsi="Times New Roman"/>
-          <w:sz w:val="20"/>
-          <w:szCs w:val="20"/>
-        </w:rPr>
-        <w:t>Spatially-Decoupled</w:t>
-      </w:r>
-      <w:proofErr w:type="gramEnd"/>
-      <w:r>
-        <w:rPr>
-          <w:rFonts w:ascii="Times New Roman" w:hAnsi="Times New Roman"/>
-          <w:sz w:val="20"/>
-          <w:szCs w:val="20"/>
-        </w:rPr>
-        <w:t xml:space="preserve"> Physics-Inspired Progressive Inverse Optimization for Scalable, PDE-Constrained Meta-Optical Neural Network Training</w:t>
+        <w:t>RINT: Spatially-Decoupled Physics-Inspired Progressive Inverse Optimization for Scalable, PDE-Constrained Meta-Optical Neural Network Training</w:t>
       </w:r>
       <w:r>
         <w:rPr>
@@ -5827,7 +5718,6 @@
         </w:rPr>
         <w:t xml:space="preserve">,” </w:t>
       </w:r>
-      <w:proofErr w:type="spellStart"/>
       <w:r>
         <w:rPr>
           <w:rFonts w:ascii="Times New Roman" w:hAnsi="Times New Roman"/>
@@ -5836,18 +5726,7 @@
           <w:sz w:val="20"/>
           <w:szCs w:val="20"/>
         </w:rPr>
-        <w:t>Arxiv</w:t>
-      </w:r>
-      <w:proofErr w:type="spellEnd"/>
-      <w:r>
-        <w:rPr>
-          <w:rFonts w:ascii="Times New Roman" w:hAnsi="Times New Roman"/>
-          <w:i/>
-          <w:iCs/>
-          <w:sz w:val="20"/>
-          <w:szCs w:val="20"/>
-        </w:rPr>
-        <w:t xml:space="preserve"> Preprint</w:t>
+        <w:t>Arxiv Preprint</w:t>
       </w:r>
       <w:r>
         <w:rPr>
@@ -6433,25 +6312,7 @@
           <w:sz w:val="20"/>
           <w:szCs w:val="20"/>
         </w:rPr>
-        <w:t xml:space="preserve">: Understanding and Enabling </w:t>
-      </w:r>
-      <w:proofErr w:type="gramStart"/>
-      <w:r>
-        <w:rPr>
-          <w:rFonts w:ascii="Times New Roman" w:hAnsi="Times New Roman"/>
-          <w:sz w:val="20"/>
-          <w:szCs w:val="20"/>
-        </w:rPr>
-        <w:t>Physically-Robust</w:t>
-      </w:r>
-      <w:proofErr w:type="gramEnd"/>
-      <w:r>
-        <w:rPr>
-          <w:rFonts w:ascii="Times New Roman" w:hAnsi="Times New Roman"/>
-          <w:sz w:val="20"/>
-          <w:szCs w:val="20"/>
-        </w:rPr>
-        <w:t xml:space="preserve"> Photonic Inverse Design with Adaptive Variation-Aware Subspace Optimization</w:t>
+        <w:t>: Understanding and Enabling Physically-Robust Photonic Inverse Design with Adaptive Variation-Aware Subspace Optimization</w:t>
       </w:r>
       <w:r>
         <w:rPr>
@@ -7158,7 +7019,6 @@
         </w:rPr>
         <w:t xml:space="preserve">,” </w:t>
       </w:r>
-      <w:proofErr w:type="spellStart"/>
       <w:r>
         <w:rPr>
           <w:rFonts w:ascii="Times New Roman" w:hAnsi="Times New Roman"/>
@@ -7167,18 +7027,7 @@
           <w:sz w:val="20"/>
           <w:szCs w:val="20"/>
         </w:rPr>
-        <w:t>Optica</w:t>
-      </w:r>
-      <w:proofErr w:type="spellEnd"/>
-      <w:r>
-        <w:rPr>
-          <w:rFonts w:ascii="Times New Roman" w:hAnsi="Times New Roman"/>
-          <w:i/>
-          <w:iCs/>
-          <w:sz w:val="20"/>
-          <w:szCs w:val="20"/>
-        </w:rPr>
-        <w:t xml:space="preserve"> Express</w:t>
+        <w:t>Optica Express</w:t>
       </w:r>
       <w:r>
         <w:rPr>
@@ -7338,27 +7187,7 @@
           <w:szCs w:val="20"/>
           <w:lang w:val="en-US"/>
         </w:rPr>
-        <w:t xml:space="preserve">KirchhoffNet: A Scalable </w:t>
-      </w:r>
-      <w:proofErr w:type="spellStart"/>
-      <w:r>
-        <w:rPr>
-          <w:rFonts w:ascii="Times New Roman" w:hAnsi="Times New Roman"/>
-          <w:sz w:val="20"/>
-          <w:szCs w:val="20"/>
-          <w:lang w:val="en-US"/>
-        </w:rPr>
-        <w:t>Ultra Fast</w:t>
-      </w:r>
-      <w:proofErr w:type="spellEnd"/>
-      <w:r>
-        <w:rPr>
-          <w:rFonts w:ascii="Times New Roman" w:hAnsi="Times New Roman"/>
-          <w:sz w:val="20"/>
-          <w:szCs w:val="20"/>
-          <w:lang w:val="en-US"/>
-        </w:rPr>
-        <w:t xml:space="preserve"> Analog Neural Network,</w:t>
+        <w:t>KirchhoffNet: A Scalable Ultra Fast Analog Neural Network,</w:t>
       </w:r>
       <w:r>
         <w:rPr>
@@ -8407,18 +8236,8 @@
           <w:sz w:val="20"/>
           <w:szCs w:val="20"/>
         </w:rPr>
-        <w:t xml:space="preserve"> </w:t>
-      </w:r>
-      <w:proofErr w:type="spellStart"/>
-      <w:r>
-        <w:rPr>
-          <w:rFonts w:ascii="Times New Roman" w:hAnsi="Times New Roman"/>
-          <w:sz w:val="20"/>
-          <w:szCs w:val="20"/>
-        </w:rPr>
-        <w:t>Ahsanullah</w:t>
-      </w:r>
-      <w:proofErr w:type="spellEnd"/>
+        <w:t xml:space="preserve"> Ahsanullah</w:t>
+      </w:r>
       <w:r>
         <w:rPr>
           <w:rFonts w:ascii="Times New Roman" w:hAnsi="Times New Roman"/>
@@ -8742,25 +8561,7 @@
           <w:sz w:val="20"/>
           <w:szCs w:val="20"/>
         </w:rPr>
-        <w:t xml:space="preserve"> </w:t>
-      </w:r>
-      <w:proofErr w:type="spellStart"/>
-      <w:r>
-        <w:rPr>
-          <w:rFonts w:ascii="Times New Roman" w:hAnsi="Times New Roman"/>
-          <w:sz w:val="20"/>
-          <w:szCs w:val="20"/>
-        </w:rPr>
-        <w:t>Notaros</w:t>
-      </w:r>
-      <w:proofErr w:type="spellEnd"/>
-      <w:r>
-        <w:rPr>
-          <w:rFonts w:ascii="Times New Roman" w:hAnsi="Times New Roman"/>
-          <w:sz w:val="20"/>
-          <w:szCs w:val="20"/>
-        </w:rPr>
-        <w:t xml:space="preserve">, </w:t>
+        <w:t xml:space="preserve"> Notaros, </w:t>
       </w:r>
       <w:r>
         <w:rPr>
@@ -8810,25 +8611,7 @@
           <w:sz w:val="20"/>
           <w:szCs w:val="20"/>
         </w:rPr>
-        <w:t xml:space="preserve"> </w:t>
-      </w:r>
-      <w:proofErr w:type="spellStart"/>
-      <w:r>
-        <w:rPr>
-          <w:rFonts w:ascii="Times New Roman" w:hAnsi="Times New Roman"/>
-          <w:sz w:val="20"/>
-          <w:szCs w:val="20"/>
-        </w:rPr>
-        <w:t>Notaros</w:t>
-      </w:r>
-      <w:proofErr w:type="spellEnd"/>
-      <w:r>
-        <w:rPr>
-          <w:rFonts w:ascii="Times New Roman" w:hAnsi="Times New Roman"/>
-          <w:sz w:val="20"/>
-          <w:szCs w:val="20"/>
-        </w:rPr>
-        <w:t xml:space="preserve">, </w:t>
+        <w:t xml:space="preserve"> Notaros, </w:t>
       </w:r>
       <w:r>
         <w:rPr>
@@ -9030,7 +8813,6 @@
         </w:rPr>
         <w:t xml:space="preserve">,” </w:t>
       </w:r>
-      <w:proofErr w:type="spellStart"/>
       <w:r>
         <w:rPr>
           <w:rFonts w:ascii="Times New Roman" w:hAnsi="Times New Roman"/>
@@ -9039,18 +8821,7 @@
           <w:sz w:val="20"/>
           <w:szCs w:val="20"/>
         </w:rPr>
-        <w:t>Opica</w:t>
-      </w:r>
-      <w:proofErr w:type="spellEnd"/>
-      <w:r>
-        <w:rPr>
-          <w:rFonts w:ascii="Times New Roman" w:hAnsi="Times New Roman"/>
-          <w:i/>
-          <w:iCs/>
-          <w:sz w:val="20"/>
-          <w:szCs w:val="20"/>
-        </w:rPr>
-        <w:t xml:space="preserve"> Express</w:t>
+        <w:t>Opica Express</w:t>
       </w:r>
       <w:r>
         <w:rPr>
@@ -9528,25 +9299,7 @@
           <w:sz w:val="20"/>
           <w:szCs w:val="20"/>
         </w:rPr>
-        <w:t xml:space="preserve">Unleashing the Power of Graph Spectral </w:t>
-      </w:r>
-      <w:proofErr w:type="spellStart"/>
-      <w:r>
-        <w:rPr>
-          <w:rFonts w:ascii="Times New Roman" w:hAnsi="Times New Roman"/>
-          <w:sz w:val="20"/>
-          <w:szCs w:val="20"/>
-        </w:rPr>
-        <w:t>Sparsification</w:t>
-      </w:r>
-      <w:proofErr w:type="spellEnd"/>
-      <w:r>
-        <w:rPr>
-          <w:rFonts w:ascii="Times New Roman" w:hAnsi="Times New Roman"/>
-          <w:sz w:val="20"/>
-          <w:szCs w:val="20"/>
-        </w:rPr>
-        <w:t xml:space="preserve"> for Power Grid Analysis via Incomplete Cholesky Factorization," </w:t>
+        <w:t xml:space="preserve">Unleashing the Power of Graph Spectral Sparsification for Power Grid Analysis via Incomplete Cholesky Factorization," </w:t>
       </w:r>
       <w:r>
         <w:rPr>
@@ -12316,18 +12069,8 @@
           <w:sz w:val="20"/>
           <w:szCs w:val="20"/>
         </w:rPr>
-        <w:t xml:space="preserve">, L. Lin, J. Tao, J. Han, X. Cheng, M. </w:t>
-      </w:r>
-      <w:proofErr w:type="spellStart"/>
-      <w:r>
-        <w:rPr>
-          <w:rFonts w:ascii="Times New Roman" w:hAnsi="Times New Roman"/>
-          <w:sz w:val="20"/>
-          <w:szCs w:val="20"/>
-        </w:rPr>
-        <w:t>Tahoori</w:t>
-      </w:r>
-      <w:proofErr w:type="spellEnd"/>
+        <w:t>, L. Lin, J. Tao, J. Han, X. Cheng, M. Tahoori</w:t>
+      </w:r>
       <w:r>
         <w:rPr>
           <w:rFonts w:ascii="Times New Roman" w:hAnsi="Times New Roman"/>
@@ -13233,7 +12976,7 @@
           <w:szCs w:val="20"/>
           <w:lang w:val="en-US"/>
         </w:rPr>
-        <w:t>Feb</w:t>
+        <w:t>May</w:t>
       </w:r>
       <w:r>
         <w:rPr>
@@ -13541,25 +13284,14 @@
         </w:rPr>
         <w:t xml:space="preserve"> by </w:t>
       </w:r>
-      <w:proofErr w:type="spellStart"/>
-      <w:r>
-        <w:rPr>
-          <w:rFonts w:ascii="Times New Roman" w:hAnsi="Times New Roman"/>
-          <w:sz w:val="20"/>
-          <w:szCs w:val="20"/>
-          <w:lang w:val="en-US"/>
-        </w:rPr>
-        <w:t>Optica</w:t>
-      </w:r>
-      <w:proofErr w:type="spellEnd"/>
-      <w:r>
-        <w:rPr>
-          <w:rFonts w:ascii="Times New Roman" w:hAnsi="Times New Roman"/>
-          <w:sz w:val="20"/>
-          <w:szCs w:val="20"/>
-          <w:lang w:val="en-US"/>
-        </w:rPr>
-        <w:t xml:space="preserve"> Express</w:t>
+      <w:r>
+        <w:rPr>
+          <w:rFonts w:ascii="Times New Roman" w:hAnsi="Times New Roman"/>
+          <w:sz w:val="20"/>
+          <w:szCs w:val="20"/>
+          <w:lang w:val="en-US"/>
+        </w:rPr>
+        <w:t>Optica Express</w:t>
       </w:r>
       <w:r>
         <w:rPr>
@@ -13673,17 +13405,7 @@
           <w:szCs w:val="20"/>
           <w:lang w:val="en-US"/>
         </w:rPr>
-        <w:t xml:space="preserve"> </w:t>
-      </w:r>
-      <w:proofErr w:type="spellStart"/>
-      <w:r>
-        <w:rPr>
-          <w:rFonts w:ascii="Times New Roman" w:hAnsi="Times New Roman"/>
-          <w:sz w:val="20"/>
-          <w:szCs w:val="20"/>
-          <w:lang w:val="en-US"/>
-        </w:rPr>
-        <w:t>ML</w:t>
+        <w:t xml:space="preserve"> ML</w:t>
       </w:r>
       <w:r>
         <w:rPr>
@@ -13694,7 +13416,6 @@
         </w:rPr>
         <w:t>Sys</w:t>
       </w:r>
-      <w:proofErr w:type="spellEnd"/>
       <w:r>
         <w:rPr>
           <w:rFonts w:ascii="Times New Roman" w:hAnsi="Times New Roman"/>
@@ -13835,7 +13556,6 @@
         </w:rPr>
         <w:t xml:space="preserve">Dr. </w:t>
       </w:r>
-      <w:proofErr w:type="spellStart"/>
       <w:r>
         <w:rPr>
           <w:rFonts w:ascii="Times New Roman" w:hAnsi="Times New Roman"/>
@@ -13845,19 +13565,7 @@
           <w:szCs w:val="20"/>
           <w:lang w:val="en-US" w:eastAsia="zh-CN"/>
         </w:rPr>
-        <w:t>Luya</w:t>
-      </w:r>
-      <w:proofErr w:type="spellEnd"/>
-      <w:r>
-        <w:rPr>
-          <w:rFonts w:ascii="Times New Roman" w:hAnsi="Times New Roman"/>
-          <w:i/>
-          <w:iCs/>
-          <w:sz w:val="20"/>
-          <w:szCs w:val="20"/>
-          <w:lang w:val="en-US" w:eastAsia="zh-CN"/>
-        </w:rPr>
-        <w:t xml:space="preserve"> Zhang</w:t>
+        <w:t>Luya Zhang</w:t>
       </w:r>
       <w:r>
         <w:rPr>
@@ -13937,25 +13645,14 @@
         </w:rPr>
         <w:t xml:space="preserve">Co-designed hardware and an autoencoder to mitigate </w:t>
       </w:r>
-      <w:proofErr w:type="spellStart"/>
-      <w:r>
-        <w:rPr>
-          <w:rFonts w:ascii="Times New Roman" w:hAnsi="Times New Roman"/>
-          <w:sz w:val="20"/>
-          <w:szCs w:val="20"/>
-          <w:lang w:val="en-US" w:eastAsia="zh-CN"/>
-        </w:rPr>
-        <w:t>VisionPro</w:t>
-      </w:r>
-      <w:proofErr w:type="spellEnd"/>
-      <w:r>
-        <w:rPr>
-          <w:rFonts w:ascii="Times New Roman" w:hAnsi="Times New Roman"/>
-          <w:sz w:val="20"/>
-          <w:szCs w:val="20"/>
-          <w:lang w:val="en-US" w:eastAsia="zh-CN"/>
-        </w:rPr>
-        <w:t xml:space="preserve"> </w:t>
+      <w:r>
+        <w:rPr>
+          <w:rFonts w:ascii="Times New Roman" w:hAnsi="Times New Roman"/>
+          <w:sz w:val="20"/>
+          <w:szCs w:val="20"/>
+          <w:lang w:val="en-US" w:eastAsia="zh-CN"/>
+        </w:rPr>
+        <w:t xml:space="preserve">VisionPro </w:t>
       </w:r>
       <w:r>
         <w:rPr>
@@ -14015,27 +13712,7 @@
           <w:szCs w:val="20"/>
           <w:lang w:val="en-US" w:eastAsia="zh-CN"/>
         </w:rPr>
-        <w:t xml:space="preserve"> on-device execution; deployed in the next-generation </w:t>
-      </w:r>
-      <w:proofErr w:type="spellStart"/>
-      <w:r>
-        <w:rPr>
-          <w:rFonts w:ascii="Times New Roman" w:hAnsi="Times New Roman"/>
-          <w:sz w:val="20"/>
-          <w:szCs w:val="20"/>
-          <w:lang w:val="en-US" w:eastAsia="zh-CN"/>
-        </w:rPr>
-        <w:t>VisionPro</w:t>
-      </w:r>
-      <w:proofErr w:type="spellEnd"/>
-      <w:r>
-        <w:rPr>
-          <w:rFonts w:ascii="Times New Roman" w:hAnsi="Times New Roman"/>
-          <w:sz w:val="20"/>
-          <w:szCs w:val="20"/>
-          <w:lang w:val="en-US" w:eastAsia="zh-CN"/>
-        </w:rPr>
-        <w:t>.</w:t>
+        <w:t xml:space="preserve"> on-device execution; deployed in the next-generation VisionPro.</w:t>
       </w:r>
     </w:p>
     <w:p>
@@ -14456,29 +14133,7 @@
           <w:szCs w:val="20"/>
           <w:lang w:val="en-US"/>
         </w:rPr>
-        <w:t xml:space="preserve">hanghai </w:t>
-      </w:r>
-      <w:proofErr w:type="spellStart"/>
-      <w:r>
-        <w:rPr>
-          <w:rFonts w:ascii="Times New Roman" w:hAnsi="Times New Roman"/>
-          <w:b/>
-          <w:sz w:val="20"/>
-          <w:szCs w:val="20"/>
-          <w:lang w:val="en-US"/>
-        </w:rPr>
-        <w:t>Qizhi</w:t>
-      </w:r>
-      <w:proofErr w:type="spellEnd"/>
-      <w:r>
-        <w:rPr>
-          <w:rFonts w:ascii="Times New Roman" w:hAnsi="Times New Roman"/>
-          <w:b/>
-          <w:sz w:val="20"/>
-          <w:szCs w:val="20"/>
-          <w:lang w:val="en-US"/>
-        </w:rPr>
-        <w:t xml:space="preserve"> </w:t>
+        <w:t xml:space="preserve">hanghai Qizhi </w:t>
       </w:r>
       <w:r>
         <w:rPr>
@@ -16686,21 +16341,8 @@
           <w:szCs w:val="20"/>
           <w:lang w:val="en-US" w:eastAsia="zh-CN"/>
         </w:rPr>
-        <w:t xml:space="preserve"> Head Instructor: Prof. Shen </w:t>
-      </w:r>
-      <w:proofErr w:type="spellStart"/>
-      <w:r>
-        <w:rPr>
-          <w:rFonts w:ascii="Times New Roman" w:hAnsi="Times New Roman"/>
-          <w:i/>
-          <w:iCs/>
-          <w:sz w:val="20"/>
-          <w:szCs w:val="20"/>
-          <w:lang w:val="en-US" w:eastAsia="zh-CN"/>
-        </w:rPr>
-        <w:t>Shen</w:t>
-      </w:r>
-      <w:proofErr w:type="spellEnd"/>
+        <w:t xml:space="preserve"> Head Instructor: Prof. Shen Shen</w:t>
+      </w:r>
       <w:r>
         <w:rPr>
           <w:rFonts w:ascii="Times New Roman" w:hAnsi="Times New Roman" w:hint="eastAsia"/>
@@ -16847,19 +16489,8 @@
           <w:szCs w:val="20"/>
           <w:lang w:val="en-US"/>
         </w:rPr>
-        <w:t xml:space="preserve"> on </w:t>
-      </w:r>
-      <w:proofErr w:type="spellStart"/>
-      <w:r>
-        <w:rPr>
-          <w:rFonts w:ascii="Times New Roman" w:hAnsi="Times New Roman"/>
-          <w:sz w:val="20"/>
-          <w:szCs w:val="20"/>
-          <w:lang w:val="en-US"/>
-        </w:rPr>
-        <w:t>Github</w:t>
-      </w:r>
-      <w:proofErr w:type="spellEnd"/>
+        <w:t xml:space="preserve"> on Github</w:t>
+      </w:r>
       <w:r>
         <w:rPr>
           <w:rFonts w:ascii="Times New Roman" w:hAnsi="Times New Roman"/>
@@ -17422,7 +17053,6 @@
           <w:lang w:val="en-US"/>
         </w:rPr>
       </w:pPr>
-      <w:proofErr w:type="spellStart"/>
       <w:r>
         <w:rPr>
           <w:rFonts w:ascii="Times New Roman" w:hAnsi="Times New Roman"/>
@@ -17432,7 +17062,6 @@
         </w:rPr>
         <w:t>Ziang</w:t>
       </w:r>
-      <w:proofErr w:type="spellEnd"/>
       <w:r>
         <w:rPr>
           <w:rFonts w:ascii="Times New Roman" w:hAnsi="Times New Roman"/>
@@ -17530,25 +17159,14 @@
           <w:lang w:val="en-US"/>
         </w:rPr>
       </w:pPr>
-      <w:proofErr w:type="spellStart"/>
-      <w:r>
-        <w:rPr>
-          <w:rFonts w:ascii="Times New Roman" w:hAnsi="Times New Roman"/>
-          <w:sz w:val="20"/>
-          <w:szCs w:val="20"/>
-          <w:lang w:val="en-US"/>
-        </w:rPr>
-        <w:t>Nanlin</w:t>
-      </w:r>
-      <w:proofErr w:type="spellEnd"/>
-      <w:r>
-        <w:rPr>
-          <w:rFonts w:ascii="Times New Roman" w:hAnsi="Times New Roman"/>
-          <w:sz w:val="20"/>
-          <w:szCs w:val="20"/>
-          <w:lang w:val="en-US"/>
-        </w:rPr>
-        <w:t xml:space="preserve"> Guo</w:t>
+      <w:r>
+        <w:rPr>
+          <w:rFonts w:ascii="Times New Roman" w:hAnsi="Times New Roman"/>
+          <w:sz w:val="20"/>
+          <w:szCs w:val="20"/>
+          <w:lang w:val="en-US"/>
+        </w:rPr>
+        <w:t>Nanlin Guo</w:t>
       </w:r>
       <w:r>
         <w:rPr>
@@ -17993,20 +17611,8 @@
           <w:szCs w:val="20"/>
           <w:lang w:val="en-US"/>
         </w:rPr>
-        <w:t xml:space="preserve">Mohit </w:t>
-      </w:r>
-      <w:proofErr w:type="spellStart"/>
-      <w:r>
-        <w:rPr>
-          <w:rFonts w:ascii="Times New Roman" w:hAnsi="Times New Roman"/>
-          <w:bCs/>
-          <w:sz w:val="20"/>
-          <w:szCs w:val="20"/>
-          <w:lang w:val="en-US"/>
-        </w:rPr>
-        <w:t>Dighamber</w:t>
-      </w:r>
-      <w:proofErr w:type="spellEnd"/>
+        <w:t>Mohit Dighamber</w:t>
+      </w:r>
       <w:r>
         <w:rPr>
           <w:rFonts w:ascii="Times New Roman" w:hAnsi="Times New Roman"/>
@@ -18207,7 +17813,6 @@
           <w:lang w:val="en-US"/>
         </w:rPr>
       </w:pPr>
-      <w:proofErr w:type="spellStart"/>
       <w:r>
         <w:rPr>
           <w:rFonts w:ascii="Times New Roman" w:hAnsi="Times New Roman"/>
@@ -18216,18 +17821,7 @@
           <w:szCs w:val="20"/>
           <w:lang w:val="en-US"/>
         </w:rPr>
-        <w:t>Ziqin</w:t>
-      </w:r>
-      <w:proofErr w:type="spellEnd"/>
-      <w:r>
-        <w:rPr>
-          <w:rFonts w:ascii="Times New Roman" w:hAnsi="Times New Roman"/>
-          <w:bCs/>
-          <w:sz w:val="20"/>
-          <w:szCs w:val="20"/>
-          <w:lang w:val="en-US"/>
-        </w:rPr>
-        <w:t xml:space="preserve"> Li</w:t>
+        <w:t>Ziqin Li</w:t>
       </w:r>
       <w:r>
         <w:rPr>
@@ -18324,25 +17918,14 @@
           <w:lang w:val="en-US"/>
         </w:rPr>
       </w:pPr>
-      <w:proofErr w:type="spellStart"/>
-      <w:r>
-        <w:rPr>
-          <w:rFonts w:ascii="Times New Roman" w:hAnsi="Times New Roman"/>
-          <w:sz w:val="20"/>
-          <w:szCs w:val="20"/>
-          <w:lang w:val="en-US"/>
-        </w:rPr>
-        <w:t>Hancheng</w:t>
-      </w:r>
-      <w:proofErr w:type="spellEnd"/>
-      <w:r>
-        <w:rPr>
-          <w:rFonts w:ascii="Times New Roman" w:hAnsi="Times New Roman"/>
-          <w:sz w:val="20"/>
-          <w:szCs w:val="20"/>
-          <w:lang w:val="en-US"/>
-        </w:rPr>
-        <w:t xml:space="preserve"> Ye, Duke University</w:t>
+      <w:r>
+        <w:rPr>
+          <w:rFonts w:ascii="Times New Roman" w:hAnsi="Times New Roman"/>
+          <w:sz w:val="20"/>
+          <w:szCs w:val="20"/>
+          <w:lang w:val="en-US"/>
+        </w:rPr>
+        <w:t>Hancheng Ye, Duke University</w:t>
       </w:r>
       <w:r>
         <w:rPr>
@@ -18487,27 +18070,7 @@
           <w:szCs w:val="20"/>
           <w:lang w:val="en-US"/>
         </w:rPr>
-        <w:t xml:space="preserve">DAC </w:t>
-      </w:r>
-      <w:proofErr w:type="spellStart"/>
-      <w:r>
-        <w:rPr>
-          <w:rFonts w:ascii="Times New Roman" w:hAnsi="Times New Roman"/>
-          <w:sz w:val="20"/>
-          <w:szCs w:val="20"/>
-          <w:lang w:val="en-US"/>
-        </w:rPr>
-        <w:t>Phd</w:t>
-      </w:r>
-      <w:proofErr w:type="spellEnd"/>
-      <w:r>
-        <w:rPr>
-          <w:rFonts w:ascii="Times New Roman" w:hAnsi="Times New Roman"/>
-          <w:sz w:val="20"/>
-          <w:szCs w:val="20"/>
-          <w:lang w:val="en-US"/>
-        </w:rPr>
-        <w:t xml:space="preserve"> Forum</w:t>
+        <w:t>DAC Phd Forum</w:t>
       </w:r>
       <w:r>
         <w:rPr>
@@ -18570,27 +18133,7 @@
           <w:szCs w:val="20"/>
           <w:lang w:val="en-US"/>
         </w:rPr>
-        <w:t xml:space="preserve">, </w:t>
-      </w:r>
-      <w:proofErr w:type="spellStart"/>
-      <w:r>
-        <w:rPr>
-          <w:rFonts w:ascii="Times New Roman" w:hAnsi="Times New Roman"/>
-          <w:sz w:val="20"/>
-          <w:szCs w:val="20"/>
-          <w:lang w:val="en-US"/>
-        </w:rPr>
-        <w:t>Optica</w:t>
-      </w:r>
-      <w:proofErr w:type="spellEnd"/>
-      <w:r>
-        <w:rPr>
-          <w:rFonts w:ascii="Times New Roman" w:hAnsi="Times New Roman"/>
-          <w:sz w:val="20"/>
-          <w:szCs w:val="20"/>
-          <w:lang w:val="en-US"/>
-        </w:rPr>
-        <w:t xml:space="preserve"> Express</w:t>
+        <w:t>, Optica Express</w:t>
       </w:r>
       <w:r>
         <w:rPr>
@@ -18627,19 +18170,8 @@
           <w:szCs w:val="20"/>
           <w:lang w:val="en-US"/>
         </w:rPr>
-        <w:t xml:space="preserve">ML and Systems Rising Star, </w:t>
-      </w:r>
-      <w:proofErr w:type="spellStart"/>
-      <w:r>
-        <w:rPr>
-          <w:rFonts w:ascii="Times New Roman" w:hAnsi="Times New Roman"/>
-          <w:sz w:val="20"/>
-          <w:szCs w:val="20"/>
-          <w:lang w:val="en-US"/>
-        </w:rPr>
-        <w:t>MLCommons</w:t>
-      </w:r>
-      <w:proofErr w:type="spellEnd"/>
+        <w:t>ML and Systems Rising Star, MLCommons</w:t>
+      </w:r>
       <w:r>
         <w:rPr>
           <w:rFonts w:ascii="Times New Roman" w:hAnsi="Times New Roman"/>
@@ -18859,25 +18391,14 @@
         </w:rPr>
         <w:t xml:space="preserve">, </w:t>
       </w:r>
-      <w:proofErr w:type="spellStart"/>
-      <w:r>
-        <w:rPr>
-          <w:rFonts w:ascii="Times New Roman" w:hAnsi="Times New Roman"/>
-          <w:sz w:val="20"/>
-          <w:szCs w:val="20"/>
-          <w:lang w:val="en-US"/>
-        </w:rPr>
-        <w:t>Optica</w:t>
-      </w:r>
-      <w:proofErr w:type="spellEnd"/>
-      <w:r>
-        <w:rPr>
-          <w:rFonts w:ascii="Times New Roman" w:hAnsi="Times New Roman"/>
-          <w:sz w:val="20"/>
-          <w:szCs w:val="20"/>
-          <w:lang w:val="en-US"/>
-        </w:rPr>
-        <w:t xml:space="preserve"> </w:t>
+      <w:r>
+        <w:rPr>
+          <w:rFonts w:ascii="Times New Roman" w:hAnsi="Times New Roman"/>
+          <w:sz w:val="20"/>
+          <w:szCs w:val="20"/>
+          <w:lang w:val="en-US"/>
+        </w:rPr>
+        <w:t xml:space="preserve">Optica </w:t>
       </w:r>
       <w:r>
         <w:rPr>
@@ -19911,36 +19432,16 @@
           <w:szCs w:val="20"/>
           <w:lang w:val="en-US"/>
         </w:rPr>
-        <w:t xml:space="preserve"> </w:t>
-      </w:r>
-      <w:proofErr w:type="gramStart"/>
-      <w:r>
-        <w:rPr>
-          <w:rFonts w:ascii="Times New Roman" w:hAnsi="Times New Roman"/>
-          <w:sz w:val="20"/>
-          <w:szCs w:val="20"/>
-          <w:lang w:val="en-US"/>
-        </w:rPr>
-        <w:t>Competition</w:t>
-      </w:r>
-      <w:r>
-        <w:rPr>
-          <w:rFonts w:ascii="Times New Roman" w:hAnsi="Times New Roman"/>
-          <w:sz w:val="20"/>
-          <w:szCs w:val="20"/>
-          <w:lang w:val="en-US"/>
-        </w:rPr>
-        <w:t>(</w:t>
-      </w:r>
-      <w:proofErr w:type="gramEnd"/>
-      <w:r>
-        <w:rPr>
-          <w:rFonts w:ascii="Times New Roman" w:hAnsi="Times New Roman"/>
-          <w:sz w:val="20"/>
-          <w:szCs w:val="20"/>
-          <w:lang w:val="en-US"/>
-        </w:rPr>
-        <w:t>top 5%)</w:t>
+        <w:t xml:space="preserve"> Competition</w:t>
+      </w:r>
+      <w:r>
+        <w:rPr>
+          <w:rFonts w:ascii="Times New Roman" w:hAnsi="Times New Roman"/>
+          <w:sz w:val="20"/>
+          <w:szCs w:val="20"/>
+          <w:lang w:val="en-US"/>
+        </w:rPr>
+        <w:t>(top 5%)</w:t>
       </w:r>
       <w:r>
         <w:rPr>
@@ -21370,7 +20871,6 @@
         </w:rPr>
         <w:t xml:space="preserve">d a small TA group to develop an auto-grading system based on the source code of </w:t>
       </w:r>
-      <w:proofErr w:type="spellStart"/>
       <w:r>
         <w:rPr>
           <w:rFonts w:ascii="Times New Roman" w:hAnsi="Times New Roman"/>
@@ -21380,7 +20880,6 @@
         </w:rPr>
         <w:t>Submitty</w:t>
       </w:r>
-      <w:proofErr w:type="spellEnd"/>
       <w:r>
         <w:rPr>
           <w:rFonts w:ascii="Times New Roman" w:hAnsi="Times New Roman"/>
@@ -21947,7 +21446,6 @@
         </w:rPr>
         <w:t xml:space="preserve">CVPR, </w:t>
       </w:r>
-      <w:proofErr w:type="spellStart"/>
       <w:r>
         <w:rPr>
           <w:rFonts w:ascii="Times New Roman" w:hAnsi="Times New Roman"/>
@@ -21975,7 +21473,6 @@
         </w:rPr>
         <w:t>IPS</w:t>
       </w:r>
-      <w:proofErr w:type="spellEnd"/>
       <w:r>
         <w:rPr>
           <w:rFonts w:ascii="Times New Roman" w:hAnsi="Times New Roman"/>
@@ -22187,27 +21684,7 @@
           <w:szCs w:val="20"/>
           <w:lang w:val="en-GB"/>
         </w:rPr>
-        <w:t xml:space="preserve">with Jiaqi Gu, Ulf Schilchtmann, </w:t>
-      </w:r>
-      <w:proofErr w:type="spellStart"/>
-      <w:r>
-        <w:rPr>
-          <w:rFonts w:ascii="Times New Roman" w:hAnsi="Times New Roman"/>
-          <w:sz w:val="20"/>
-          <w:szCs w:val="20"/>
-          <w:lang w:val="en-GB"/>
-        </w:rPr>
-        <w:t>Cunxi</w:t>
-      </w:r>
-      <w:proofErr w:type="spellEnd"/>
-      <w:r>
-        <w:rPr>
-          <w:rFonts w:ascii="Times New Roman" w:hAnsi="Times New Roman"/>
-          <w:sz w:val="20"/>
-          <w:szCs w:val="20"/>
-          <w:lang w:val="en-GB"/>
-        </w:rPr>
-        <w:t xml:space="preserve"> Yu</w:t>
+        <w:t>with Jiaqi Gu, Ulf Schilchtmann, Cunxi Yu</w:t>
       </w:r>
     </w:p>
     <w:p>
@@ -22356,7 +21833,6 @@
         </w:rPr>
         <w:t>with Fan-</w:t>
       </w:r>
-      <w:proofErr w:type="spellStart"/>
       <w:r>
         <w:rPr>
           <w:rFonts w:ascii="Times New Roman" w:hAnsi="Times New Roman"/>
@@ -22373,17 +21849,7 @@
           <w:szCs w:val="20"/>
           <w:lang w:val="en-GB"/>
         </w:rPr>
-        <w:t>eng</w:t>
-      </w:r>
-      <w:proofErr w:type="spellEnd"/>
-      <w:r>
-        <w:rPr>
-          <w:rFonts w:ascii="Times New Roman" w:hAnsi="Times New Roman"/>
-          <w:sz w:val="20"/>
-          <w:szCs w:val="20"/>
-          <w:lang w:val="en-GB"/>
-        </w:rPr>
-        <w:t xml:space="preserve"> Sun</w:t>
+        <w:t>eng Sun</w:t>
       </w:r>
       <w:r>
         <w:rPr>
@@ -22751,7 +22217,6 @@
         </w:rPr>
         <w:t xml:space="preserve"> </w:t>
       </w:r>
-      <w:proofErr w:type="spellStart"/>
       <w:r>
         <w:rPr>
           <w:rFonts w:ascii="Times New Roman" w:hAnsi="Times New Roman"/>
@@ -22759,17 +22224,7 @@
           <w:szCs w:val="20"/>
           <w:lang w:val="en-GB"/>
         </w:rPr>
-        <w:t>Lumerical</w:t>
-      </w:r>
-      <w:proofErr w:type="spellEnd"/>
-      <w:r>
-        <w:rPr>
-          <w:rFonts w:ascii="Times New Roman" w:hAnsi="Times New Roman"/>
-          <w:sz w:val="20"/>
-          <w:szCs w:val="20"/>
-          <w:lang w:val="en-GB"/>
-        </w:rPr>
-        <w:t>, 2022</w:t>
+        <w:t>Lumerical, 2022</w:t>
       </w:r>
       <w:r>
         <w:rPr>
@@ -23073,19 +22528,8 @@
           <w:szCs w:val="20"/>
           <w:lang w:val="en-GB"/>
         </w:rPr>
-        <w:t xml:space="preserve">, SPECTRE, </w:t>
-      </w:r>
-      <w:proofErr w:type="spellStart"/>
-      <w:r>
-        <w:rPr>
-          <w:rFonts w:ascii="Times New Roman" w:hAnsi="Times New Roman"/>
-          <w:sz w:val="20"/>
-          <w:szCs w:val="20"/>
-          <w:lang w:val="en-GB"/>
-        </w:rPr>
-        <w:t>Lumerical</w:t>
-      </w:r>
-      <w:proofErr w:type="spellEnd"/>
+        <w:t>, SPECTRE, Lumerical</w:t>
+      </w:r>
       <w:r>
         <w:rPr>
           <w:rFonts w:ascii="Times New Roman" w:hAnsi="Times New Roman"/>
@@ -23483,27 +22927,7 @@
                 <w:szCs w:val="20"/>
                 <w:lang w:val="en-GB"/>
               </w:rPr>
-              <w:t xml:space="preserve">Clarence J. </w:t>
-            </w:r>
-            <w:proofErr w:type="spellStart"/>
-            <w:r>
-              <w:rPr>
-                <w:rFonts w:ascii="Times New Roman" w:hAnsi="Times New Roman"/>
-                <w:sz w:val="20"/>
-                <w:szCs w:val="20"/>
-                <w:lang w:val="en-GB"/>
-              </w:rPr>
-              <w:t>LeBel</w:t>
-            </w:r>
-            <w:proofErr w:type="spellEnd"/>
-            <w:r>
-              <w:rPr>
-                <w:rFonts w:ascii="Times New Roman" w:hAnsi="Times New Roman"/>
-                <w:sz w:val="20"/>
-                <w:szCs w:val="20"/>
-                <w:lang w:val="en-GB"/>
-              </w:rPr>
-              <w:t xml:space="preserve"> Professor in EECS, MIT</w:t>
+              <w:t>Clarence J. LeBel Professor in EECS, MIT</w:t>
             </w:r>
           </w:p>
           <w:p>

--- a/Zhengqi_cv.docx
+++ b/Zhengqi_cv.docx
@@ -1721,7 +1721,47 @@
           <w:szCs w:val="20"/>
           <w:lang w:val="en-US" w:eastAsia="zh-CN"/>
         </w:rPr>
-        <w:t>STEM Fellow, Member of Technical Staff</w:t>
+        <w:t>STEM Fello</w:t>
+      </w:r>
+      <w:r>
+        <w:rPr>
+          <w:rFonts w:ascii="Times New Roman" w:hAnsi="Times New Roman"/>
+          <w:i/>
+          <w:iCs/>
+          <w:sz w:val="20"/>
+          <w:szCs w:val="20"/>
+          <w:lang w:val="en-US" w:eastAsia="zh-CN"/>
+        </w:rPr>
+        <w:t xml:space="preserve">w </w:t>
+      </w:r>
+      <w:r>
+        <w:rPr>
+          <w:rFonts w:ascii="Times New Roman" w:hAnsi="Times New Roman"/>
+          <w:sz w:val="20"/>
+          <w:szCs w:val="20"/>
+          <w:lang w:val="en-US" w:eastAsia="zh-CN"/>
+        </w:rPr>
+        <w:t>(</w:t>
+      </w:r>
+      <w:r>
+        <w:rPr>
+          <w:rFonts w:ascii="Times New Roman" w:hAnsi="Times New Roman"/>
+          <w:i/>
+          <w:iCs/>
+          <w:sz w:val="20"/>
+          <w:szCs w:val="20"/>
+          <w:lang w:val="en-US" w:eastAsia="zh-CN"/>
+        </w:rPr>
+        <w:t>Member of Technical Staff</w:t>
+      </w:r>
+      <w:r>
+        <w:rPr>
+          <w:rFonts w:ascii="Times New Roman" w:hAnsi="Times New Roman"/>
+          <w:sz w:val="20"/>
+          <w:szCs w:val="20"/>
+          <w:lang w:val="en-US" w:eastAsia="zh-CN"/>
+        </w:rPr>
+        <w:t>)</w:t>
       </w:r>
       <w:r>
         <w:rPr>

--- a/Zhengqi_cv.docx
+++ b/Zhengqi_cv.docx
@@ -983,19 +983,7 @@
           <w:szCs w:val="20"/>
           <w:lang w:val="en-US"/>
         </w:rPr>
-        <w:t xml:space="preserve">and </w:t>
-      </w:r>
-      <w:proofErr w:type="gramStart"/>
-      <w:r>
-        <w:rPr>
-          <w:rFonts w:ascii="Times New Roman" w:hAnsi="Times New Roman"/>
-          <w:i/>
-          <w:iCs/>
-          <w:sz w:val="20"/>
-          <w:szCs w:val="20"/>
-          <w:lang w:val="en-US"/>
-        </w:rPr>
-        <w:t>Solid</w:t>
+        <w:t>and Solid</w:t>
       </w:r>
       <w:r>
         <w:rPr>
@@ -1017,19 +1005,7 @@
           <w:szCs w:val="20"/>
           <w:lang w:val="en-US"/>
         </w:rPr>
-        <w:t>State</w:t>
-      </w:r>
-      <w:proofErr w:type="gramEnd"/>
-      <w:r>
-        <w:rPr>
-          <w:rFonts w:ascii="Times New Roman" w:hAnsi="Times New Roman"/>
-          <w:i/>
-          <w:iCs/>
-          <w:sz w:val="20"/>
-          <w:szCs w:val="20"/>
-          <w:lang w:val="en-US"/>
-        </w:rPr>
-        <w:t xml:space="preserve"> Electronic</w:t>
+        <w:t>State Electronic</w:t>
       </w:r>
       <w:r>
         <w:rPr>
@@ -1732,36 +1708,7 @@
           <w:szCs w:val="20"/>
           <w:lang w:val="en-US" w:eastAsia="zh-CN"/>
         </w:rPr>
-        <w:t xml:space="preserve">w </w:t>
-      </w:r>
-      <w:r>
-        <w:rPr>
-          <w:rFonts w:ascii="Times New Roman" w:hAnsi="Times New Roman"/>
-          <w:sz w:val="20"/>
-          <w:szCs w:val="20"/>
-          <w:lang w:val="en-US" w:eastAsia="zh-CN"/>
-        </w:rPr>
-        <w:t>(</w:t>
-      </w:r>
-      <w:r>
-        <w:rPr>
-          <w:rFonts w:ascii="Times New Roman" w:hAnsi="Times New Roman"/>
-          <w:i/>
-          <w:iCs/>
-          <w:sz w:val="20"/>
-          <w:szCs w:val="20"/>
-          <w:lang w:val="en-US" w:eastAsia="zh-CN"/>
-        </w:rPr>
-        <w:t>Member of Technical Staff</w:t>
-      </w:r>
-      <w:r>
-        <w:rPr>
-          <w:rFonts w:ascii="Times New Roman" w:hAnsi="Times New Roman"/>
-          <w:sz w:val="20"/>
-          <w:szCs w:val="20"/>
-          <w:lang w:val="en-US" w:eastAsia="zh-CN"/>
-        </w:rPr>
-        <w:t>)</w:t>
+        <w:t>w</w:t>
       </w:r>
       <w:r>
         <w:rPr>
@@ -1824,7 +1771,7 @@
           <w:szCs w:val="20"/>
           <w:lang w:val="en-US" w:eastAsia="zh-CN"/>
         </w:rPr>
-        <w:t>Now</w:t>
+        <w:t>Sep 2026</w:t>
       </w:r>
     </w:p>
     <w:p>
@@ -2246,25 +2193,14 @@
         </w:rPr>
         <w:t xml:space="preserve">ed by </w:t>
       </w:r>
-      <w:proofErr w:type="spellStart"/>
-      <w:r>
-        <w:rPr>
-          <w:rFonts w:ascii="Times New Roman" w:hAnsi="Times New Roman"/>
-          <w:sz w:val="20"/>
-          <w:szCs w:val="20"/>
-          <w:lang w:val="en-US"/>
-        </w:rPr>
-        <w:t>Optica</w:t>
-      </w:r>
-      <w:proofErr w:type="spellEnd"/>
-      <w:r>
-        <w:rPr>
-          <w:rFonts w:ascii="Times New Roman" w:hAnsi="Times New Roman"/>
-          <w:sz w:val="20"/>
-          <w:szCs w:val="20"/>
-          <w:lang w:val="en-US"/>
-        </w:rPr>
-        <w:t xml:space="preserve"> Express</w:t>
+      <w:r>
+        <w:rPr>
+          <w:rFonts w:ascii="Times New Roman" w:hAnsi="Times New Roman"/>
+          <w:sz w:val="20"/>
+          <w:szCs w:val="20"/>
+          <w:lang w:val="en-US"/>
+        </w:rPr>
+        <w:t>Optica Express</w:t>
       </w:r>
       <w:r>
         <w:rPr>
@@ -2342,27 +2278,7 @@
           <w:szCs w:val="20"/>
           <w:lang w:val="en-US"/>
         </w:rPr>
-        <w:t xml:space="preserve">, awarded </w:t>
-      </w:r>
-      <w:proofErr w:type="spellStart"/>
-      <w:r>
-        <w:rPr>
-          <w:rFonts w:ascii="Times New Roman" w:hAnsi="Times New Roman"/>
-          <w:sz w:val="20"/>
-          <w:szCs w:val="20"/>
-          <w:lang w:val="en-US"/>
-        </w:rPr>
-        <w:t>MLSys</w:t>
-      </w:r>
-      <w:proofErr w:type="spellEnd"/>
-      <w:r>
-        <w:rPr>
-          <w:rFonts w:ascii="Times New Roman" w:hAnsi="Times New Roman"/>
-          <w:sz w:val="20"/>
-          <w:szCs w:val="20"/>
-          <w:lang w:val="en-US"/>
-        </w:rPr>
-        <w:t xml:space="preserve"> rising star 2024.</w:t>
+        <w:t>, awarded MLSys rising star 2024.</w:t>
       </w:r>
     </w:p>
     <w:p>
@@ -2451,31 +2367,7 @@
           <w:szCs w:val="20"/>
           <w:lang w:val="en-US" w:eastAsia="zh-CN"/>
         </w:rPr>
-        <w:t xml:space="preserve"> Mentor: Dr. </w:t>
-      </w:r>
-      <w:proofErr w:type="spellStart"/>
-      <w:r>
-        <w:rPr>
-          <w:rFonts w:ascii="Times New Roman" w:hAnsi="Times New Roman"/>
-          <w:i/>
-          <w:iCs/>
-          <w:sz w:val="20"/>
-          <w:szCs w:val="20"/>
-          <w:lang w:val="en-US" w:eastAsia="zh-CN"/>
-        </w:rPr>
-        <w:t>Luya</w:t>
-      </w:r>
-      <w:proofErr w:type="spellEnd"/>
-      <w:r>
-        <w:rPr>
-          <w:rFonts w:ascii="Times New Roman" w:hAnsi="Times New Roman"/>
-          <w:i/>
-          <w:iCs/>
-          <w:sz w:val="20"/>
-          <w:szCs w:val="20"/>
-          <w:lang w:val="en-US" w:eastAsia="zh-CN"/>
-        </w:rPr>
-        <w:t xml:space="preserve"> Zhang</w:t>
+        <w:t xml:space="preserve"> Mentor: Dr. Luya Zhang</w:t>
       </w:r>
       <w:r>
         <w:rPr>
@@ -2555,25 +2447,14 @@
         </w:rPr>
         <w:t xml:space="preserve">Co-designed hardware and an autoencoder to mitigate </w:t>
       </w:r>
-      <w:proofErr w:type="spellStart"/>
-      <w:r>
-        <w:rPr>
-          <w:rFonts w:ascii="Times New Roman" w:hAnsi="Times New Roman"/>
-          <w:sz w:val="20"/>
-          <w:szCs w:val="20"/>
-          <w:lang w:val="en-US" w:eastAsia="zh-CN"/>
-        </w:rPr>
-        <w:t>VisionPro</w:t>
-      </w:r>
-      <w:proofErr w:type="spellEnd"/>
-      <w:r>
-        <w:rPr>
-          <w:rFonts w:ascii="Times New Roman" w:hAnsi="Times New Roman"/>
-          <w:sz w:val="20"/>
-          <w:szCs w:val="20"/>
-          <w:lang w:val="en-US" w:eastAsia="zh-CN"/>
-        </w:rPr>
-        <w:t xml:space="preserve"> </w:t>
+      <w:r>
+        <w:rPr>
+          <w:rFonts w:ascii="Times New Roman" w:hAnsi="Times New Roman"/>
+          <w:sz w:val="20"/>
+          <w:szCs w:val="20"/>
+          <w:lang w:val="en-US" w:eastAsia="zh-CN"/>
+        </w:rPr>
+        <w:t xml:space="preserve">VisionPro </w:t>
       </w:r>
       <w:r>
         <w:rPr>
@@ -2633,27 +2514,7 @@
           <w:szCs w:val="20"/>
           <w:lang w:val="en-US" w:eastAsia="zh-CN"/>
         </w:rPr>
-        <w:t xml:space="preserve"> on-device execution; deployed in the next-generation </w:t>
-      </w:r>
-      <w:proofErr w:type="spellStart"/>
-      <w:r>
-        <w:rPr>
-          <w:rFonts w:ascii="Times New Roman" w:hAnsi="Times New Roman"/>
-          <w:sz w:val="20"/>
-          <w:szCs w:val="20"/>
-          <w:lang w:val="en-US" w:eastAsia="zh-CN"/>
-        </w:rPr>
-        <w:t>VisionPro</w:t>
-      </w:r>
-      <w:proofErr w:type="spellEnd"/>
-      <w:r>
-        <w:rPr>
-          <w:rFonts w:ascii="Times New Roman" w:hAnsi="Times New Roman"/>
-          <w:sz w:val="20"/>
-          <w:szCs w:val="20"/>
-          <w:lang w:val="en-US" w:eastAsia="zh-CN"/>
-        </w:rPr>
-        <w:t>.</w:t>
+        <w:t xml:space="preserve"> on-device execution; deployed in the next-generation VisionPro.</w:t>
       </w:r>
     </w:p>
     <w:p>
@@ -2999,29 +2860,7 @@
           <w:szCs w:val="20"/>
           <w:lang w:val="en-US"/>
         </w:rPr>
-        <w:t xml:space="preserve">hanghai </w:t>
-      </w:r>
-      <w:proofErr w:type="spellStart"/>
-      <w:r>
-        <w:rPr>
-          <w:rFonts w:ascii="Times New Roman" w:hAnsi="Times New Roman"/>
-          <w:b/>
-          <w:sz w:val="20"/>
-          <w:szCs w:val="20"/>
-          <w:lang w:val="en-US"/>
-        </w:rPr>
-        <w:t>Qizhi</w:t>
-      </w:r>
-      <w:proofErr w:type="spellEnd"/>
-      <w:r>
-        <w:rPr>
-          <w:rFonts w:ascii="Times New Roman" w:hAnsi="Times New Roman"/>
-          <w:b/>
-          <w:sz w:val="20"/>
-          <w:szCs w:val="20"/>
-          <w:lang w:val="en-US"/>
-        </w:rPr>
-        <w:t xml:space="preserve"> AI Institute</w:t>
+        <w:t>hanghai Qizhi AI Institute</w:t>
       </w:r>
       <w:r>
         <w:rPr>
@@ -4537,7 +4376,6 @@
         </w:rPr>
         <w:t>(</w:t>
       </w:r>
-      <w:proofErr w:type="spellStart"/>
       <w:r>
         <w:rPr>
           <w:rFonts w:ascii="Times New Roman" w:hAnsi="Times New Roman"/>
@@ -4560,7 +4398,6 @@
         </w:rPr>
         <w:t>IPS</w:t>
       </w:r>
-      <w:proofErr w:type="spellEnd"/>
       <w:r>
         <w:rPr>
           <w:rFonts w:ascii="Times New Roman" w:hAnsi="Times New Roman"/>
@@ -5004,7 +4841,6 @@
         </w:rPr>
         <w:t>(</w:t>
       </w:r>
-      <w:proofErr w:type="spellStart"/>
       <w:r>
         <w:rPr>
           <w:rFonts w:ascii="Times New Roman" w:hAnsi="Times New Roman"/>
@@ -5027,7 +4863,6 @@
         </w:rPr>
         <w:t>IPS</w:t>
       </w:r>
-      <w:proofErr w:type="spellEnd"/>
       <w:r>
         <w:rPr>
           <w:rFonts w:ascii="Times New Roman" w:hAnsi="Times New Roman"/>
@@ -5533,7 +5368,6 @@
         </w:rPr>
         <w:t>(</w:t>
       </w:r>
-      <w:proofErr w:type="spellStart"/>
       <w:r>
         <w:rPr>
           <w:rFonts w:ascii="Times New Roman" w:hAnsi="Times New Roman"/>
@@ -5556,7 +5390,6 @@
         </w:rPr>
         <w:t>IPS</w:t>
       </w:r>
-      <w:proofErr w:type="spellEnd"/>
       <w:r>
         <w:rPr>
           <w:rFonts w:ascii="Times New Roman" w:hAnsi="Times New Roman"/>
@@ -6037,23 +5870,13 @@
         </w:rPr>
         <w:t>, “</w:t>
       </w:r>
-      <w:proofErr w:type="spellStart"/>
-      <w:r>
-        <w:rPr>
-          <w:rFonts w:ascii="Times New Roman" w:hAnsi="Times New Roman"/>
-          <w:sz w:val="20"/>
-          <w:szCs w:val="20"/>
-        </w:rPr>
-        <w:t>Nominality</w:t>
-      </w:r>
-      <w:proofErr w:type="spellEnd"/>
-      <w:r>
-        <w:rPr>
-          <w:rFonts w:ascii="Times New Roman" w:hAnsi="Times New Roman"/>
-          <w:sz w:val="20"/>
-          <w:szCs w:val="20"/>
-        </w:rPr>
-        <w:t xml:space="preserve"> Score Conditioned Time Series Anomaly Detection by Point/Sequential Reconstruction</w:t>
+      <w:r>
+        <w:rPr>
+          <w:rFonts w:ascii="Times New Roman" w:hAnsi="Times New Roman"/>
+          <w:sz w:val="20"/>
+          <w:szCs w:val="20"/>
+        </w:rPr>
+        <w:t>Nominality Score Conditioned Time Series Anomaly Detection by Point/Sequential Reconstruction</w:t>
       </w:r>
       <w:r>
         <w:rPr>
@@ -6083,7 +5906,6 @@
         </w:rPr>
         <w:t>(</w:t>
       </w:r>
-      <w:proofErr w:type="spellStart"/>
       <w:r>
         <w:rPr>
           <w:rFonts w:ascii="Times New Roman" w:hAnsi="Times New Roman"/>
@@ -6106,7 +5928,6 @@
         </w:rPr>
         <w:t>IPS</w:t>
       </w:r>
-      <w:proofErr w:type="spellEnd"/>
       <w:r>
         <w:rPr>
           <w:rFonts w:ascii="Times New Roman" w:hAnsi="Times New Roman"/>
@@ -6241,25 +6062,7 @@
           <w:sz w:val="20"/>
           <w:szCs w:val="20"/>
         </w:rPr>
-        <w:t xml:space="preserve">Towards Understanding </w:t>
-      </w:r>
-      <w:proofErr w:type="spellStart"/>
-      <w:r>
-        <w:rPr>
-          <w:rFonts w:ascii="Times New Roman" w:hAnsi="Times New Roman"/>
-          <w:sz w:val="20"/>
-          <w:szCs w:val="20"/>
-        </w:rPr>
-        <w:t>Crossmodal</w:t>
-      </w:r>
-      <w:proofErr w:type="spellEnd"/>
-      <w:r>
-        <w:rPr>
-          <w:rFonts w:ascii="Times New Roman" w:hAnsi="Times New Roman"/>
-          <w:sz w:val="20"/>
-          <w:szCs w:val="20"/>
-        </w:rPr>
-        <w:t xml:space="preserve"> Knowledge Distillation,” </w:t>
+        <w:t xml:space="preserve">Towards Understanding Crossmodal Knowledge Distillation,” </w:t>
       </w:r>
       <w:r>
         <w:rPr>
@@ -6587,25 +6390,7 @@
           <w:sz w:val="20"/>
           <w:szCs w:val="20"/>
         </w:rPr>
-        <w:t xml:space="preserve"> </w:t>
-      </w:r>
-      <w:proofErr w:type="spellStart"/>
-      <w:r>
-        <w:rPr>
-          <w:rFonts w:ascii="Times New Roman" w:hAnsi="Times New Roman"/>
-          <w:sz w:val="20"/>
-          <w:szCs w:val="20"/>
-        </w:rPr>
-        <w:t>Engeler</w:t>
-      </w:r>
-      <w:proofErr w:type="spellEnd"/>
-      <w:r>
-        <w:rPr>
-          <w:rFonts w:ascii="Times New Roman" w:hAnsi="Times New Roman"/>
-          <w:sz w:val="20"/>
-          <w:szCs w:val="20"/>
-        </w:rPr>
-        <w:t>, A</w:t>
+        <w:t xml:space="preserve"> Engeler, A</w:t>
       </w:r>
       <w:r>
         <w:rPr>
@@ -7126,7 +6911,6 @@
         </w:rPr>
         <w:t>, “</w:t>
       </w:r>
-      <w:proofErr w:type="spellStart"/>
       <w:r>
         <w:rPr>
           <w:rFonts w:ascii="Times New Roman" w:hAnsi="Times New Roman"/>
@@ -7134,17 +6918,7 @@
           <w:szCs w:val="20"/>
           <w:lang w:eastAsia="zh-CN"/>
         </w:rPr>
-        <w:t>NeurOLight</w:t>
-      </w:r>
-      <w:proofErr w:type="spellEnd"/>
-      <w:r>
-        <w:rPr>
-          <w:rFonts w:ascii="Times New Roman" w:hAnsi="Times New Roman"/>
-          <w:sz w:val="20"/>
-          <w:szCs w:val="20"/>
-          <w:lang w:eastAsia="zh-CN"/>
-        </w:rPr>
-        <w:t>: A Physics-Agnostic Neural Operator Enabling Parametric Photonic Device Simulation</w:t>
+        <w:t>NeurOLight: A Physics-Agnostic Neural Operator Enabling Parametric Photonic Device Simulation</w:t>
       </w:r>
       <w:r>
         <w:rPr>
@@ -7175,7 +6949,6 @@
         </w:rPr>
         <w:t>(</w:t>
       </w:r>
-      <w:proofErr w:type="spellStart"/>
       <w:r>
         <w:rPr>
           <w:rFonts w:ascii="Times New Roman" w:hAnsi="Times New Roman"/>
@@ -7198,7 +6971,6 @@
         </w:rPr>
         <w:t>IPS</w:t>
       </w:r>
-      <w:proofErr w:type="spellEnd"/>
       <w:r>
         <w:rPr>
           <w:rFonts w:ascii="Times New Roman" w:hAnsi="Times New Roman"/>
@@ -8465,25 +8237,7 @@
           <w:sz w:val="20"/>
           <w:szCs w:val="20"/>
         </w:rPr>
-        <w:t xml:space="preserve">RINT: </w:t>
-      </w:r>
-      <w:proofErr w:type="gramStart"/>
-      <w:r>
-        <w:rPr>
-          <w:rFonts w:ascii="Times New Roman" w:hAnsi="Times New Roman"/>
-          <w:sz w:val="20"/>
-          <w:szCs w:val="20"/>
-        </w:rPr>
-        <w:t>Spatially-Decoupled</w:t>
-      </w:r>
-      <w:proofErr w:type="gramEnd"/>
-      <w:r>
-        <w:rPr>
-          <w:rFonts w:ascii="Times New Roman" w:hAnsi="Times New Roman"/>
-          <w:sz w:val="20"/>
-          <w:szCs w:val="20"/>
-        </w:rPr>
-        <w:t xml:space="preserve"> Physics-Inspired Progressive Inverse Optimization for Scalable, PDE-</w:t>
+        <w:t>RINT: Spatially-Decoupled Physics-Inspired Progressive Inverse Optimization for Scalable, PDE-</w:t>
       </w:r>
       <w:r>
         <w:rPr>
@@ -8502,7 +8256,6 @@
         </w:rPr>
         <w:t xml:space="preserve">,” </w:t>
       </w:r>
-      <w:proofErr w:type="spellStart"/>
       <w:r>
         <w:rPr>
           <w:rFonts w:ascii="Times New Roman" w:hAnsi="Times New Roman"/>
@@ -8511,18 +8264,7 @@
           <w:sz w:val="20"/>
           <w:szCs w:val="20"/>
         </w:rPr>
-        <w:t>Arxiv</w:t>
-      </w:r>
-      <w:proofErr w:type="spellEnd"/>
-      <w:r>
-        <w:rPr>
-          <w:rFonts w:ascii="Times New Roman" w:hAnsi="Times New Roman"/>
-          <w:i/>
-          <w:iCs/>
-          <w:sz w:val="20"/>
-          <w:szCs w:val="20"/>
-        </w:rPr>
-        <w:t xml:space="preserve"> Preprint</w:t>
+        <w:t>Arxiv Preprint</w:t>
       </w:r>
       <w:r>
         <w:rPr>
@@ -9108,25 +8850,7 @@
           <w:sz w:val="20"/>
           <w:szCs w:val="20"/>
         </w:rPr>
-        <w:t xml:space="preserve">: Understanding and Enabling </w:t>
-      </w:r>
-      <w:proofErr w:type="gramStart"/>
-      <w:r>
-        <w:rPr>
-          <w:rFonts w:ascii="Times New Roman" w:hAnsi="Times New Roman"/>
-          <w:sz w:val="20"/>
-          <w:szCs w:val="20"/>
-        </w:rPr>
-        <w:t>Physically-Robust</w:t>
-      </w:r>
-      <w:proofErr w:type="gramEnd"/>
-      <w:r>
-        <w:rPr>
-          <w:rFonts w:ascii="Times New Roman" w:hAnsi="Times New Roman"/>
-          <w:sz w:val="20"/>
-          <w:szCs w:val="20"/>
-        </w:rPr>
-        <w:t xml:space="preserve"> Photonic Inverse Design with Adaptive Variation-Aware Subspace Optimization</w:t>
+        <w:t>: Understanding and Enabling Physically-Robust Photonic Inverse Design with Adaptive Variation-Aware Subspace Optimization</w:t>
       </w:r>
       <w:r>
         <w:rPr>
@@ -9833,7 +9557,6 @@
         </w:rPr>
         <w:t xml:space="preserve">,” </w:t>
       </w:r>
-      <w:proofErr w:type="spellStart"/>
       <w:r>
         <w:rPr>
           <w:rFonts w:ascii="Times New Roman" w:hAnsi="Times New Roman"/>
@@ -9842,18 +9565,7 @@
           <w:sz w:val="20"/>
           <w:szCs w:val="20"/>
         </w:rPr>
-        <w:t>Optica</w:t>
-      </w:r>
-      <w:proofErr w:type="spellEnd"/>
-      <w:r>
-        <w:rPr>
-          <w:rFonts w:ascii="Times New Roman" w:hAnsi="Times New Roman"/>
-          <w:i/>
-          <w:iCs/>
-          <w:sz w:val="20"/>
-          <w:szCs w:val="20"/>
-        </w:rPr>
-        <w:t xml:space="preserve"> Express</w:t>
+        <w:t>Optica Express</w:t>
       </w:r>
       <w:r>
         <w:rPr>
@@ -10013,27 +9725,7 @@
           <w:szCs w:val="20"/>
           <w:lang w:val="en-US"/>
         </w:rPr>
-        <w:t xml:space="preserve">KirchhoffNet: A Scalable </w:t>
-      </w:r>
-      <w:proofErr w:type="spellStart"/>
-      <w:r>
-        <w:rPr>
-          <w:rFonts w:ascii="Times New Roman" w:hAnsi="Times New Roman"/>
-          <w:sz w:val="20"/>
-          <w:szCs w:val="20"/>
-          <w:lang w:val="en-US"/>
-        </w:rPr>
-        <w:t>Ultra Fast</w:t>
-      </w:r>
-      <w:proofErr w:type="spellEnd"/>
-      <w:r>
-        <w:rPr>
-          <w:rFonts w:ascii="Times New Roman" w:hAnsi="Times New Roman"/>
-          <w:sz w:val="20"/>
-          <w:szCs w:val="20"/>
-          <w:lang w:val="en-US"/>
-        </w:rPr>
-        <w:t xml:space="preserve"> Analog Neural Network,</w:t>
+        <w:t>KirchhoffNet: A Scalable Ultra Fast Analog Neural Network,</w:t>
       </w:r>
       <w:r>
         <w:rPr>
@@ -11082,18 +10774,8 @@
           <w:sz w:val="20"/>
           <w:szCs w:val="20"/>
         </w:rPr>
-        <w:t xml:space="preserve"> </w:t>
-      </w:r>
-      <w:proofErr w:type="spellStart"/>
-      <w:r>
-        <w:rPr>
-          <w:rFonts w:ascii="Times New Roman" w:hAnsi="Times New Roman"/>
-          <w:sz w:val="20"/>
-          <w:szCs w:val="20"/>
-        </w:rPr>
-        <w:t>Ahsanullah</w:t>
-      </w:r>
-      <w:proofErr w:type="spellEnd"/>
+        <w:t xml:space="preserve"> Ahsanullah</w:t>
+      </w:r>
       <w:r>
         <w:rPr>
           <w:rFonts w:ascii="Times New Roman" w:hAnsi="Times New Roman"/>
@@ -11417,25 +11099,7 @@
           <w:sz w:val="20"/>
           <w:szCs w:val="20"/>
         </w:rPr>
-        <w:t xml:space="preserve"> </w:t>
-      </w:r>
-      <w:proofErr w:type="spellStart"/>
-      <w:r>
-        <w:rPr>
-          <w:rFonts w:ascii="Times New Roman" w:hAnsi="Times New Roman"/>
-          <w:sz w:val="20"/>
-          <w:szCs w:val="20"/>
-        </w:rPr>
-        <w:t>Notaros</w:t>
-      </w:r>
-      <w:proofErr w:type="spellEnd"/>
-      <w:r>
-        <w:rPr>
-          <w:rFonts w:ascii="Times New Roman" w:hAnsi="Times New Roman"/>
-          <w:sz w:val="20"/>
-          <w:szCs w:val="20"/>
-        </w:rPr>
-        <w:t xml:space="preserve">, </w:t>
+        <w:t xml:space="preserve"> Notaros, </w:t>
       </w:r>
       <w:r>
         <w:rPr>
@@ -11485,25 +11149,7 @@
           <w:sz w:val="20"/>
           <w:szCs w:val="20"/>
         </w:rPr>
-        <w:t xml:space="preserve"> </w:t>
-      </w:r>
-      <w:proofErr w:type="spellStart"/>
-      <w:r>
-        <w:rPr>
-          <w:rFonts w:ascii="Times New Roman" w:hAnsi="Times New Roman"/>
-          <w:sz w:val="20"/>
-          <w:szCs w:val="20"/>
-        </w:rPr>
-        <w:t>Notaros</w:t>
-      </w:r>
-      <w:proofErr w:type="spellEnd"/>
-      <w:r>
-        <w:rPr>
-          <w:rFonts w:ascii="Times New Roman" w:hAnsi="Times New Roman"/>
-          <w:sz w:val="20"/>
-          <w:szCs w:val="20"/>
-        </w:rPr>
-        <w:t xml:space="preserve">, </w:t>
+        <w:t xml:space="preserve"> Notaros, </w:t>
       </w:r>
       <w:r>
         <w:rPr>
@@ -11705,7 +11351,6 @@
         </w:rPr>
         <w:t xml:space="preserve">,” </w:t>
       </w:r>
-      <w:proofErr w:type="spellStart"/>
       <w:r>
         <w:rPr>
           <w:rFonts w:ascii="Times New Roman" w:hAnsi="Times New Roman"/>
@@ -11714,18 +11359,7 @@
           <w:sz w:val="20"/>
           <w:szCs w:val="20"/>
         </w:rPr>
-        <w:t>Opica</w:t>
-      </w:r>
-      <w:proofErr w:type="spellEnd"/>
-      <w:r>
-        <w:rPr>
-          <w:rFonts w:ascii="Times New Roman" w:hAnsi="Times New Roman"/>
-          <w:i/>
-          <w:iCs/>
-          <w:sz w:val="20"/>
-          <w:szCs w:val="20"/>
-        </w:rPr>
-        <w:t xml:space="preserve"> Express</w:t>
+        <w:t>Opica Express</w:t>
       </w:r>
       <w:r>
         <w:rPr>
@@ -12203,25 +11837,7 @@
           <w:sz w:val="20"/>
           <w:szCs w:val="20"/>
         </w:rPr>
-        <w:t xml:space="preserve">Unleashing the Power of Graph Spectral </w:t>
-      </w:r>
-      <w:proofErr w:type="spellStart"/>
-      <w:r>
-        <w:rPr>
-          <w:rFonts w:ascii="Times New Roman" w:hAnsi="Times New Roman"/>
-          <w:sz w:val="20"/>
-          <w:szCs w:val="20"/>
-        </w:rPr>
-        <w:t>Sparsification</w:t>
-      </w:r>
-      <w:proofErr w:type="spellEnd"/>
-      <w:r>
-        <w:rPr>
-          <w:rFonts w:ascii="Times New Roman" w:hAnsi="Times New Roman"/>
-          <w:sz w:val="20"/>
-          <w:szCs w:val="20"/>
-        </w:rPr>
-        <w:t xml:space="preserve"> for Power Grid Analysis via Incomplete Cholesky Factorization," </w:t>
+        <w:t xml:space="preserve">Unleashing the Power of Graph Spectral Sparsification for Power Grid Analysis via Incomplete Cholesky Factorization," </w:t>
       </w:r>
       <w:r>
         <w:rPr>
@@ -14990,18 +14606,8 @@
           <w:sz w:val="20"/>
           <w:szCs w:val="20"/>
         </w:rPr>
-        <w:t xml:space="preserve">, L. Lin, J. Tao, J. Han, X. Cheng, M. </w:t>
-      </w:r>
-      <w:proofErr w:type="spellStart"/>
-      <w:r>
-        <w:rPr>
-          <w:rFonts w:ascii="Times New Roman" w:hAnsi="Times New Roman"/>
-          <w:sz w:val="20"/>
-          <w:szCs w:val="20"/>
-        </w:rPr>
-        <w:t>Tahoori</w:t>
-      </w:r>
-      <w:proofErr w:type="spellEnd"/>
+        <w:t>, L. Lin, J. Tao, J. Han, X. Cheng, M. Tahoori</w:t>
+      </w:r>
       <w:r>
         <w:rPr>
           <w:rFonts w:ascii="Times New Roman" w:hAnsi="Times New Roman"/>
@@ -15777,21 +15383,8 @@
           <w:szCs w:val="20"/>
           <w:lang w:val="en-US" w:eastAsia="zh-CN"/>
         </w:rPr>
-        <w:t xml:space="preserve"> Head Instructor: Prof. Shen </w:t>
-      </w:r>
-      <w:proofErr w:type="spellStart"/>
-      <w:r>
-        <w:rPr>
-          <w:rFonts w:ascii="Times New Roman" w:hAnsi="Times New Roman"/>
-          <w:i/>
-          <w:iCs/>
-          <w:sz w:val="20"/>
-          <w:szCs w:val="20"/>
-          <w:lang w:val="en-US" w:eastAsia="zh-CN"/>
-        </w:rPr>
-        <w:t>Shen</w:t>
-      </w:r>
-      <w:proofErr w:type="spellEnd"/>
+        <w:t xml:space="preserve"> Head Instructor: Prof. Shen Shen</w:t>
+      </w:r>
       <w:r>
         <w:rPr>
           <w:rFonts w:ascii="Times New Roman" w:hAnsi="Times New Roman" w:hint="eastAsia"/>
@@ -15938,19 +15531,8 @@
           <w:szCs w:val="20"/>
           <w:lang w:val="en-US"/>
         </w:rPr>
-        <w:t xml:space="preserve"> on </w:t>
-      </w:r>
-      <w:proofErr w:type="spellStart"/>
-      <w:r>
-        <w:rPr>
-          <w:rFonts w:ascii="Times New Roman" w:hAnsi="Times New Roman"/>
-          <w:sz w:val="20"/>
-          <w:szCs w:val="20"/>
-          <w:lang w:val="en-US"/>
-        </w:rPr>
-        <w:t>Github</w:t>
-      </w:r>
-      <w:proofErr w:type="spellEnd"/>
+        <w:t xml:space="preserve"> on Github</w:t>
+      </w:r>
       <w:r>
         <w:rPr>
           <w:rFonts w:ascii="Times New Roman" w:hAnsi="Times New Roman"/>
@@ -16513,7 +16095,6 @@
           <w:lang w:val="en-US"/>
         </w:rPr>
       </w:pPr>
-      <w:proofErr w:type="spellStart"/>
       <w:r>
         <w:rPr>
           <w:rFonts w:ascii="Times New Roman" w:hAnsi="Times New Roman"/>
@@ -16523,7 +16104,6 @@
         </w:rPr>
         <w:t>Ziang</w:t>
       </w:r>
-      <w:proofErr w:type="spellEnd"/>
       <w:r>
         <w:rPr>
           <w:rFonts w:ascii="Times New Roman" w:hAnsi="Times New Roman"/>
@@ -16621,25 +16201,14 @@
           <w:lang w:val="en-US"/>
         </w:rPr>
       </w:pPr>
-      <w:proofErr w:type="spellStart"/>
-      <w:r>
-        <w:rPr>
-          <w:rFonts w:ascii="Times New Roman" w:hAnsi="Times New Roman"/>
-          <w:sz w:val="20"/>
-          <w:szCs w:val="20"/>
-          <w:lang w:val="en-US"/>
-        </w:rPr>
-        <w:t>Nanlin</w:t>
-      </w:r>
-      <w:proofErr w:type="spellEnd"/>
-      <w:r>
-        <w:rPr>
-          <w:rFonts w:ascii="Times New Roman" w:hAnsi="Times New Roman"/>
-          <w:sz w:val="20"/>
-          <w:szCs w:val="20"/>
-          <w:lang w:val="en-US"/>
-        </w:rPr>
-        <w:t xml:space="preserve"> Guo</w:t>
+      <w:r>
+        <w:rPr>
+          <w:rFonts w:ascii="Times New Roman" w:hAnsi="Times New Roman"/>
+          <w:sz w:val="20"/>
+          <w:szCs w:val="20"/>
+          <w:lang w:val="en-US"/>
+        </w:rPr>
+        <w:t>Nanlin Guo</w:t>
       </w:r>
       <w:r>
         <w:rPr>
@@ -17084,20 +16653,8 @@
           <w:szCs w:val="20"/>
           <w:lang w:val="en-US"/>
         </w:rPr>
-        <w:t xml:space="preserve">Mohit </w:t>
-      </w:r>
-      <w:proofErr w:type="spellStart"/>
-      <w:r>
-        <w:rPr>
-          <w:rFonts w:ascii="Times New Roman" w:hAnsi="Times New Roman"/>
-          <w:bCs/>
-          <w:sz w:val="20"/>
-          <w:szCs w:val="20"/>
-          <w:lang w:val="en-US"/>
-        </w:rPr>
-        <w:t>Dighamber</w:t>
-      </w:r>
-      <w:proofErr w:type="spellEnd"/>
+        <w:t>Mohit Dighamber</w:t>
+      </w:r>
       <w:r>
         <w:rPr>
           <w:rFonts w:ascii="Times New Roman" w:hAnsi="Times New Roman"/>
@@ -17298,7 +16855,6 @@
           <w:lang w:val="en-US"/>
         </w:rPr>
       </w:pPr>
-      <w:proofErr w:type="spellStart"/>
       <w:r>
         <w:rPr>
           <w:rFonts w:ascii="Times New Roman" w:hAnsi="Times New Roman"/>
@@ -17307,18 +16863,7 @@
           <w:szCs w:val="20"/>
           <w:lang w:val="en-US"/>
         </w:rPr>
-        <w:t>Ziqin</w:t>
-      </w:r>
-      <w:proofErr w:type="spellEnd"/>
-      <w:r>
-        <w:rPr>
-          <w:rFonts w:ascii="Times New Roman" w:hAnsi="Times New Roman"/>
-          <w:bCs/>
-          <w:sz w:val="20"/>
-          <w:szCs w:val="20"/>
-          <w:lang w:val="en-US"/>
-        </w:rPr>
-        <w:t xml:space="preserve"> Li</w:t>
+        <w:t>Ziqin Li</w:t>
       </w:r>
       <w:r>
         <w:rPr>
@@ -17415,25 +16960,14 @@
           <w:lang w:val="en-US"/>
         </w:rPr>
       </w:pPr>
-      <w:proofErr w:type="spellStart"/>
-      <w:r>
-        <w:rPr>
-          <w:rFonts w:ascii="Times New Roman" w:hAnsi="Times New Roman"/>
-          <w:sz w:val="20"/>
-          <w:szCs w:val="20"/>
-          <w:lang w:val="en-US"/>
-        </w:rPr>
-        <w:t>Hancheng</w:t>
-      </w:r>
-      <w:proofErr w:type="spellEnd"/>
-      <w:r>
-        <w:rPr>
-          <w:rFonts w:ascii="Times New Roman" w:hAnsi="Times New Roman"/>
-          <w:sz w:val="20"/>
-          <w:szCs w:val="20"/>
-          <w:lang w:val="en-US"/>
-        </w:rPr>
-        <w:t xml:space="preserve"> Ye, Duke University</w:t>
+      <w:r>
+        <w:rPr>
+          <w:rFonts w:ascii="Times New Roman" w:hAnsi="Times New Roman"/>
+          <w:sz w:val="20"/>
+          <w:szCs w:val="20"/>
+          <w:lang w:val="en-US"/>
+        </w:rPr>
+        <w:t>Hancheng Ye, Duke University</w:t>
       </w:r>
       <w:r>
         <w:rPr>
@@ -17578,27 +17112,7 @@
           <w:szCs w:val="20"/>
           <w:lang w:val="en-US"/>
         </w:rPr>
-        <w:t xml:space="preserve">DAC </w:t>
-      </w:r>
-      <w:proofErr w:type="spellStart"/>
-      <w:r>
-        <w:rPr>
-          <w:rFonts w:ascii="Times New Roman" w:hAnsi="Times New Roman"/>
-          <w:sz w:val="20"/>
-          <w:szCs w:val="20"/>
-          <w:lang w:val="en-US"/>
-        </w:rPr>
-        <w:t>Phd</w:t>
-      </w:r>
-      <w:proofErr w:type="spellEnd"/>
-      <w:r>
-        <w:rPr>
-          <w:rFonts w:ascii="Times New Roman" w:hAnsi="Times New Roman"/>
-          <w:sz w:val="20"/>
-          <w:szCs w:val="20"/>
-          <w:lang w:val="en-US"/>
-        </w:rPr>
-        <w:t xml:space="preserve"> Forum</w:t>
+        <w:t>DAC Phd Forum</w:t>
       </w:r>
       <w:r>
         <w:rPr>
@@ -17661,27 +17175,7 @@
           <w:szCs w:val="20"/>
           <w:lang w:val="en-US"/>
         </w:rPr>
-        <w:t xml:space="preserve">, </w:t>
-      </w:r>
-      <w:proofErr w:type="spellStart"/>
-      <w:r>
-        <w:rPr>
-          <w:rFonts w:ascii="Times New Roman" w:hAnsi="Times New Roman"/>
-          <w:sz w:val="20"/>
-          <w:szCs w:val="20"/>
-          <w:lang w:val="en-US"/>
-        </w:rPr>
-        <w:t>Optica</w:t>
-      </w:r>
-      <w:proofErr w:type="spellEnd"/>
-      <w:r>
-        <w:rPr>
-          <w:rFonts w:ascii="Times New Roman" w:hAnsi="Times New Roman"/>
-          <w:sz w:val="20"/>
-          <w:szCs w:val="20"/>
-          <w:lang w:val="en-US"/>
-        </w:rPr>
-        <w:t xml:space="preserve"> Express</w:t>
+        <w:t>, Optica Express</w:t>
       </w:r>
       <w:r>
         <w:rPr>
@@ -17718,19 +17212,8 @@
           <w:szCs w:val="20"/>
           <w:lang w:val="en-US"/>
         </w:rPr>
-        <w:t xml:space="preserve">ML and Systems Rising Star, </w:t>
-      </w:r>
-      <w:proofErr w:type="spellStart"/>
-      <w:r>
-        <w:rPr>
-          <w:rFonts w:ascii="Times New Roman" w:hAnsi="Times New Roman"/>
-          <w:sz w:val="20"/>
-          <w:szCs w:val="20"/>
-          <w:lang w:val="en-US"/>
-        </w:rPr>
-        <w:t>MLCommons</w:t>
-      </w:r>
-      <w:proofErr w:type="spellEnd"/>
+        <w:t>ML and Systems Rising Star, MLCommons</w:t>
+      </w:r>
       <w:r>
         <w:rPr>
           <w:rFonts w:ascii="Times New Roman" w:hAnsi="Times New Roman"/>
@@ -17950,25 +17433,14 @@
         </w:rPr>
         <w:t xml:space="preserve">, </w:t>
       </w:r>
-      <w:proofErr w:type="spellStart"/>
-      <w:r>
-        <w:rPr>
-          <w:rFonts w:ascii="Times New Roman" w:hAnsi="Times New Roman"/>
-          <w:sz w:val="20"/>
-          <w:szCs w:val="20"/>
-          <w:lang w:val="en-US"/>
-        </w:rPr>
-        <w:t>Optica</w:t>
-      </w:r>
-      <w:proofErr w:type="spellEnd"/>
-      <w:r>
-        <w:rPr>
-          <w:rFonts w:ascii="Times New Roman" w:hAnsi="Times New Roman"/>
-          <w:sz w:val="20"/>
-          <w:szCs w:val="20"/>
-          <w:lang w:val="en-US"/>
-        </w:rPr>
-        <w:t xml:space="preserve"> </w:t>
+      <w:r>
+        <w:rPr>
+          <w:rFonts w:ascii="Times New Roman" w:hAnsi="Times New Roman"/>
+          <w:sz w:val="20"/>
+          <w:szCs w:val="20"/>
+          <w:lang w:val="en-US"/>
+        </w:rPr>
+        <w:t xml:space="preserve">Optica </w:t>
       </w:r>
       <w:r>
         <w:rPr>
@@ -19002,36 +18474,16 @@
           <w:szCs w:val="20"/>
           <w:lang w:val="en-US"/>
         </w:rPr>
-        <w:t xml:space="preserve"> </w:t>
-      </w:r>
-      <w:proofErr w:type="gramStart"/>
-      <w:r>
-        <w:rPr>
-          <w:rFonts w:ascii="Times New Roman" w:hAnsi="Times New Roman"/>
-          <w:sz w:val="20"/>
-          <w:szCs w:val="20"/>
-          <w:lang w:val="en-US"/>
-        </w:rPr>
-        <w:t>Competition</w:t>
-      </w:r>
-      <w:r>
-        <w:rPr>
-          <w:rFonts w:ascii="Times New Roman" w:hAnsi="Times New Roman"/>
-          <w:sz w:val="20"/>
-          <w:szCs w:val="20"/>
-          <w:lang w:val="en-US"/>
-        </w:rPr>
-        <w:t>(</w:t>
-      </w:r>
-      <w:proofErr w:type="gramEnd"/>
-      <w:r>
-        <w:rPr>
-          <w:rFonts w:ascii="Times New Roman" w:hAnsi="Times New Roman"/>
-          <w:sz w:val="20"/>
-          <w:szCs w:val="20"/>
-          <w:lang w:val="en-US"/>
-        </w:rPr>
-        <w:t>top 5%)</w:t>
+        <w:t xml:space="preserve"> Competition</w:t>
+      </w:r>
+      <w:r>
+        <w:rPr>
+          <w:rFonts w:ascii="Times New Roman" w:hAnsi="Times New Roman"/>
+          <w:sz w:val="20"/>
+          <w:szCs w:val="20"/>
+          <w:lang w:val="en-US"/>
+        </w:rPr>
+        <w:t>(top 5%)</w:t>
       </w:r>
       <w:r>
         <w:rPr>
@@ -20461,7 +19913,6 @@
         </w:rPr>
         <w:t xml:space="preserve">d a small TA group to develop an auto-grading system based on the source code of </w:t>
       </w:r>
-      <w:proofErr w:type="spellStart"/>
       <w:r>
         <w:rPr>
           <w:rFonts w:ascii="Times New Roman" w:hAnsi="Times New Roman"/>
@@ -20471,7 +19922,6 @@
         </w:rPr>
         <w:t>Submitty</w:t>
       </w:r>
-      <w:proofErr w:type="spellEnd"/>
       <w:r>
         <w:rPr>
           <w:rFonts w:ascii="Times New Roman" w:hAnsi="Times New Roman"/>
@@ -21038,7 +20488,6 @@
         </w:rPr>
         <w:t xml:space="preserve">CVPR, </w:t>
       </w:r>
-      <w:proofErr w:type="spellStart"/>
       <w:r>
         <w:rPr>
           <w:rFonts w:ascii="Times New Roman" w:hAnsi="Times New Roman"/>
@@ -21066,7 +20515,6 @@
         </w:rPr>
         <w:t>IPS</w:t>
       </w:r>
-      <w:proofErr w:type="spellEnd"/>
       <w:r>
         <w:rPr>
           <w:rFonts w:ascii="Times New Roman" w:hAnsi="Times New Roman"/>
@@ -21278,27 +20726,7 @@
           <w:szCs w:val="20"/>
           <w:lang w:val="en-GB"/>
         </w:rPr>
-        <w:t xml:space="preserve">with Jiaqi Gu, Ulf Schilchtmann, </w:t>
-      </w:r>
-      <w:proofErr w:type="spellStart"/>
-      <w:r>
-        <w:rPr>
-          <w:rFonts w:ascii="Times New Roman" w:hAnsi="Times New Roman"/>
-          <w:sz w:val="20"/>
-          <w:szCs w:val="20"/>
-          <w:lang w:val="en-GB"/>
-        </w:rPr>
-        <w:t>Cunxi</w:t>
-      </w:r>
-      <w:proofErr w:type="spellEnd"/>
-      <w:r>
-        <w:rPr>
-          <w:rFonts w:ascii="Times New Roman" w:hAnsi="Times New Roman"/>
-          <w:sz w:val="20"/>
-          <w:szCs w:val="20"/>
-          <w:lang w:val="en-GB"/>
-        </w:rPr>
-        <w:t xml:space="preserve"> Yu</w:t>
+        <w:t>with Jiaqi Gu, Ulf Schilchtmann, Cunxi Yu</w:t>
       </w:r>
     </w:p>
     <w:p>
@@ -21447,7 +20875,6 @@
         </w:rPr>
         <w:t>with Fan-</w:t>
       </w:r>
-      <w:proofErr w:type="spellStart"/>
       <w:r>
         <w:rPr>
           <w:rFonts w:ascii="Times New Roman" w:hAnsi="Times New Roman"/>
@@ -21464,17 +20891,7 @@
           <w:szCs w:val="20"/>
           <w:lang w:val="en-GB"/>
         </w:rPr>
-        <w:t>eng</w:t>
-      </w:r>
-      <w:proofErr w:type="spellEnd"/>
-      <w:r>
-        <w:rPr>
-          <w:rFonts w:ascii="Times New Roman" w:hAnsi="Times New Roman"/>
-          <w:sz w:val="20"/>
-          <w:szCs w:val="20"/>
-          <w:lang w:val="en-GB"/>
-        </w:rPr>
-        <w:t xml:space="preserve"> Sun</w:t>
+        <w:t>eng Sun</w:t>
       </w:r>
       <w:r>
         <w:rPr>
@@ -21842,7 +21259,6 @@
         </w:rPr>
         <w:t xml:space="preserve"> </w:t>
       </w:r>
-      <w:proofErr w:type="spellStart"/>
       <w:r>
         <w:rPr>
           <w:rFonts w:ascii="Times New Roman" w:hAnsi="Times New Roman"/>
@@ -21850,17 +21266,7 @@
           <w:szCs w:val="20"/>
           <w:lang w:val="en-GB"/>
         </w:rPr>
-        <w:t>Lumerical</w:t>
-      </w:r>
-      <w:proofErr w:type="spellEnd"/>
-      <w:r>
-        <w:rPr>
-          <w:rFonts w:ascii="Times New Roman" w:hAnsi="Times New Roman"/>
-          <w:sz w:val="20"/>
-          <w:szCs w:val="20"/>
-          <w:lang w:val="en-GB"/>
-        </w:rPr>
-        <w:t>, 2022</w:t>
+        <w:t>Lumerical, 2022</w:t>
       </w:r>
       <w:r>
         <w:rPr>
@@ -22164,19 +21570,8 @@
           <w:szCs w:val="20"/>
           <w:lang w:val="en-GB"/>
         </w:rPr>
-        <w:t xml:space="preserve">, SPECTRE, </w:t>
-      </w:r>
-      <w:proofErr w:type="spellStart"/>
-      <w:r>
-        <w:rPr>
-          <w:rFonts w:ascii="Times New Roman" w:hAnsi="Times New Roman"/>
-          <w:sz w:val="20"/>
-          <w:szCs w:val="20"/>
-          <w:lang w:val="en-GB"/>
-        </w:rPr>
-        <w:t>Lumerical</w:t>
-      </w:r>
-      <w:proofErr w:type="spellEnd"/>
+        <w:t>, SPECTRE, Lumerical</w:t>
+      </w:r>
       <w:r>
         <w:rPr>
           <w:rFonts w:ascii="Times New Roman" w:hAnsi="Times New Roman"/>
